--- a/data/pdf/sample_compliance.docx
+++ b/data/pdf/sample_compliance.docx
@@ -22,7 +22,7 @@
     </w:p>
     <w:p>
       <w:r>
-        <w:t>고객의 주민등록번호는 법정필요일 경우에만 수집하여야 한다.</w:t>
+        <w:t>고객의 주민등록번호는 법적으로 필요한 경우에만 수집하여야 한다.</w:t>
       </w:r>
     </w:p>
     <w:sectPr>
